--- a/작업일지/13주차.docx
+++ b/작업일지/13주차.docx
@@ -159,6 +159,7 @@
                 <w:bCs/>
               </w:rPr>
             </w:pPr>
+            <w:proofErr w:type="spellStart"/>
             <w:r>
               <w:rPr>
                 <w:rFonts w:hint="eastAsia"/>
@@ -167,6 +168,7 @@
               </w:rPr>
               <w:t>팀명</w:t>
             </w:r>
+            <w:proofErr w:type="spellEnd"/>
           </w:p>
         </w:tc>
         <w:tc>
@@ -273,7 +275,21 @@
               <w:rPr>
                 <w:rFonts w:hint="eastAsia"/>
               </w:rPr>
-              <w:t>2022182035 임채은(클라/서버)</w:t>
+              <w:t xml:space="preserve">2022182035 </w:t>
+            </w:r>
+            <w:proofErr w:type="spellStart"/>
+            <w:r>
+              <w:rPr>
+                <w:rFonts w:hint="eastAsia"/>
+              </w:rPr>
+              <w:t>임채은</w:t>
+            </w:r>
+            <w:proofErr w:type="spellEnd"/>
+            <w:r>
+              <w:rPr>
+                <w:rFonts w:hint="eastAsia"/>
+              </w:rPr>
+              <w:t>(클라/서버)</w:t>
             </w:r>
           </w:p>
         </w:tc>
@@ -394,7 +410,62 @@
           <w:tcPr>
             <w:tcW w:w="9214" w:type="dxa"/>
           </w:tcPr>
-          <w:p/>
+          <w:p>
+            <w:r>
+              <w:rPr>
+                <w:rFonts w:hint="eastAsia"/>
+              </w:rPr>
+              <w:t>- 조작 키 수정하거나 고민하기</w:t>
+            </w:r>
+          </w:p>
+          <w:p>
+            <w:pPr>
+              <w:rPr>
+                <w:rFonts w:hint="eastAsia"/>
+              </w:rPr>
+            </w:pPr>
+            <w:r>
+              <w:rPr>
+                <w:rFonts w:hint="eastAsia"/>
+              </w:rPr>
+              <w:t>: C, V 키 용도 변경하기</w:t>
+            </w:r>
+          </w:p>
+          <w:p>
+            <w:r>
+              <w:rPr>
+                <w:rFonts w:hint="eastAsia"/>
+              </w:rPr>
+              <w:t>: 앉기 Ctrl키 Hold로 할 지 Togle로 할지 고민하기</w:t>
+            </w:r>
+          </w:p>
+          <w:p>
+            <w:r>
+              <w:rPr>
+                <w:rFonts w:hint="eastAsia"/>
+              </w:rPr>
+              <w:t>- 인벤토리 내용 문서화하기</w:t>
+            </w:r>
+          </w:p>
+          <w:p>
+            <w:pPr>
+              <w:rPr>
+                <w:rFonts w:hint="eastAsia"/>
+              </w:rPr>
+            </w:pPr>
+            <w:r>
+              <w:rPr>
+                <w:rFonts w:hint="eastAsia"/>
+              </w:rPr>
+              <w:t>- 플레이어 state 작성하</w:t>
+            </w:r>
+            <w:r>
+              <w:rPr>
+                <w:rFonts w:hint="eastAsia"/>
+              </w:rPr>
+              <w:t>기</w:t>
+            </w:r>
+          </w:p>
         </w:tc>
       </w:tr>
       <w:tr>
@@ -438,6 +509,7 @@
                 <w:bCs/>
               </w:rPr>
             </w:pPr>
+            <w:proofErr w:type="spellStart"/>
             <w:r>
               <w:rPr>
                 <w:rFonts w:hint="eastAsia"/>
@@ -446,6 +518,7 @@
               </w:rPr>
               <w:t>임채은</w:t>
             </w:r>
+            <w:proofErr w:type="spellEnd"/>
           </w:p>
         </w:tc>
         <w:tc>
@@ -558,6 +631,7 @@
                 <w:bCs/>
               </w:rPr>
             </w:pPr>
+            <w:proofErr w:type="spellStart"/>
             <w:r>
               <w:rPr>
                 <w:rFonts w:hint="eastAsia"/>
@@ -566,6 +640,7 @@
               </w:rPr>
               <w:t>임채은</w:t>
             </w:r>
+            <w:proofErr w:type="spellEnd"/>
           </w:p>
         </w:tc>
         <w:tc>

--- a/작업일지/13주차.docx
+++ b/작업일지/13주차.docx
@@ -159,7 +159,6 @@
                 <w:bCs/>
               </w:rPr>
             </w:pPr>
-            <w:proofErr w:type="spellStart"/>
             <w:r>
               <w:rPr>
                 <w:rFonts w:hint="eastAsia"/>
@@ -168,7 +167,6 @@
               </w:rPr>
               <w:t>팀명</w:t>
             </w:r>
-            <w:proofErr w:type="spellEnd"/>
           </w:p>
         </w:tc>
         <w:tc>
@@ -275,21 +273,7 @@
               <w:rPr>
                 <w:rFonts w:hint="eastAsia"/>
               </w:rPr>
-              <w:t xml:space="preserve">2022182035 </w:t>
-            </w:r>
-            <w:proofErr w:type="spellStart"/>
-            <w:r>
-              <w:rPr>
-                <w:rFonts w:hint="eastAsia"/>
-              </w:rPr>
-              <w:t>임채은</w:t>
-            </w:r>
-            <w:proofErr w:type="spellEnd"/>
-            <w:r>
-              <w:rPr>
-                <w:rFonts w:hint="eastAsia"/>
-              </w:rPr>
-              <w:t>(클라/서버)</w:t>
+              <w:t>2022182035 임채은(클라/서버)</w:t>
             </w:r>
           </w:p>
         </w:tc>
@@ -419,6 +403,44 @@
             </w:r>
           </w:p>
           <w:p>
+            <w:r>
+              <w:rPr>
+                <w:rFonts w:hint="eastAsia"/>
+              </w:rPr>
+              <w:t>: C, V 키 용도 변경하기</w:t>
+            </w:r>
+          </w:p>
+          <w:p>
+            <w:r>
+              <w:rPr>
+                <w:rFonts w:hint="eastAsia"/>
+              </w:rPr>
+              <w:t>: 앉기 Ctrl키 Hold로 할 지 Togle로 할지 고민하기</w:t>
+            </w:r>
+          </w:p>
+          <w:p>
+            <w:r>
+              <w:rPr>
+                <w:rFonts w:hint="eastAsia"/>
+              </w:rPr>
+              <w:t>- 인벤토리 내용 문서화하기</w:t>
+            </w:r>
+          </w:p>
+          <w:p>
+            <w:r>
+              <w:rPr>
+                <w:rFonts w:hint="eastAsia"/>
+              </w:rPr>
+              <w:t>- 플레이어 state 작성하</w:t>
+            </w:r>
+            <w:r>
+              <w:rPr>
+                <w:rFonts w:hint="eastAsia"/>
+              </w:rPr>
+              <w:t>기</w:t>
+            </w:r>
+          </w:p>
+          <w:p>
             <w:pPr>
               <w:rPr>
                 <w:rFonts w:hint="eastAsia"/>
@@ -428,42 +450,7 @@
               <w:rPr>
                 <w:rFonts w:hint="eastAsia"/>
               </w:rPr>
-              <w:t>: C, V 키 용도 변경하기</w:t>
-            </w:r>
-          </w:p>
-          <w:p>
-            <w:r>
-              <w:rPr>
-                <w:rFonts w:hint="eastAsia"/>
-              </w:rPr>
-              <w:t>: 앉기 Ctrl키 Hold로 할 지 Togle로 할지 고민하기</w:t>
-            </w:r>
-          </w:p>
-          <w:p>
-            <w:r>
-              <w:rPr>
-                <w:rFonts w:hint="eastAsia"/>
-              </w:rPr>
-              <w:t>- 인벤토리 내용 문서화하기</w:t>
-            </w:r>
-          </w:p>
-          <w:p>
-            <w:pPr>
-              <w:rPr>
-                <w:rFonts w:hint="eastAsia"/>
-              </w:rPr>
-            </w:pPr>
-            <w:r>
-              <w:rPr>
-                <w:rFonts w:hint="eastAsia"/>
-              </w:rPr>
-              <w:t>- 플레이어 state 작성하</w:t>
-            </w:r>
-            <w:r>
-              <w:rPr>
-                <w:rFonts w:hint="eastAsia"/>
-              </w:rPr>
-              <w:t>기</w:t>
+              <w:t>- Scan 기능 추가 여부 기획하기</w:t>
             </w:r>
           </w:p>
         </w:tc>
@@ -509,7 +496,6 @@
                 <w:bCs/>
               </w:rPr>
             </w:pPr>
-            <w:proofErr w:type="spellStart"/>
             <w:r>
               <w:rPr>
                 <w:rFonts w:hint="eastAsia"/>
@@ -518,7 +504,6 @@
               </w:rPr>
               <w:t>임채은</w:t>
             </w:r>
-            <w:proofErr w:type="spellEnd"/>
           </w:p>
         </w:tc>
         <w:tc>
@@ -584,9 +569,43 @@
           </w:tcPr>
           <w:p>
             <w:pPr>
-              <w:pStyle w:val="a6"/>
-              <w:ind w:left="880"/>
+              <w:rPr>
+                <w:rFonts w:hint="eastAsia"/>
+              </w:rPr>
             </w:pPr>
+            <w:r>
+              <w:rPr>
+                <w:rFonts w:hint="eastAsia"/>
+              </w:rPr>
+              <w:t>- 지난 미팅 때 언급한 조작 키를 일부 변경하였다. C, V, G 키를 동시에 누르는 것이 힘들 것이라는 생각을 못했었는데, 팀원과의 미팅을 통해 문제가 있음을 알 수 있었다. 팀원의 의견을 따라 C키와 V키 두 개로 칸 이동과 버리기를 할 수 있게끔 수정하였다.</w:t>
+            </w:r>
+            <w:r>
+              <w:rPr>
+                <w:rFonts w:hint="eastAsia"/>
+              </w:rPr>
+              <w:t xml:space="preserve"> 또한 </w:t>
+            </w:r>
+            <w:r>
+              <w:rPr>
+                <w:rFonts w:hint="eastAsia"/>
+              </w:rPr>
+              <w:t xml:space="preserve">지난 주에는 </w:t>
+            </w:r>
+            <w:r>
+              <w:rPr>
+                <w:rFonts w:hint="eastAsia"/>
+              </w:rPr>
+              <w:t xml:space="preserve">웅크리기(앉기) Ctrl키를 hold해야 하는 것으로 기획하였다. 그러나 한 손(왼손)으로 키보드 키를 누를 것이 많기 때문에, 계속 누르고 있는 것보다 </w:t>
+            </w:r>
+            <w:r>
+              <w:t>toggle</w:t>
+            </w:r>
+            <w:r>
+              <w:rPr>
+                <w:rFonts w:hint="eastAsia"/>
+              </w:rPr>
+              <w:t xml:space="preserve"> 형식이 낫다고 판단하여 togle키로 다시 명시하였다.</w:t>
+            </w:r>
           </w:p>
         </w:tc>
       </w:tr>
@@ -631,7 +650,6 @@
                 <w:bCs/>
               </w:rPr>
             </w:pPr>
-            <w:proofErr w:type="spellStart"/>
             <w:r>
               <w:rPr>
                 <w:rFonts w:hint="eastAsia"/>
@@ -640,7 +658,6 @@
               </w:rPr>
               <w:t>임채은</w:t>
             </w:r>
-            <w:proofErr w:type="spellEnd"/>
           </w:p>
         </w:tc>
         <w:tc>

--- a/작업일지/13주차.docx
+++ b/작업일지/13주차.docx
@@ -127,12 +127,57 @@
           <w:p>
             <w:pPr>
               <w:jc w:val="center"/>
+              <w:rPr>
+                <w:rFonts w:hint="eastAsia"/>
+              </w:rPr>
             </w:pPr>
             <w:r>
               <w:rPr>
                 <w:rFonts w:hint="eastAsia"/>
               </w:rPr>
-              <w:t>2025.. ~ .</w:t>
+              <w:t>2025.</w:t>
+            </w:r>
+            <w:r>
+              <w:rPr>
+                <w:rFonts w:hint="eastAsia"/>
+              </w:rPr>
+              <w:t>11</w:t>
+            </w:r>
+            <w:r>
+              <w:rPr>
+                <w:rFonts w:hint="eastAsia"/>
+              </w:rPr>
+              <w:t>.</w:t>
+            </w:r>
+            <w:r>
+              <w:rPr>
+                <w:rFonts w:hint="eastAsia"/>
+              </w:rPr>
+              <w:t>05</w:t>
+            </w:r>
+            <w:r>
+              <w:rPr>
+                <w:rFonts w:hint="eastAsia"/>
+              </w:rPr>
+              <w:t xml:space="preserve"> ~ </w:t>
+            </w:r>
+            <w:r>
+              <w:rPr>
+                <w:rFonts w:hint="eastAsia"/>
+              </w:rPr>
+              <w:t>11</w:t>
+            </w:r>
+            <w:r>
+              <w:rPr>
+                <w:rFonts w:hint="eastAsia"/>
+              </w:rPr>
+              <w:t>.</w:t>
+            </w:r>
+            <w:r>
+              <w:rPr>
+                <w:rFonts w:hint="eastAsia"/>
+              </w:rPr>
+              <w:t>11</w:t>
             </w:r>
           </w:p>
         </w:tc>
@@ -309,7 +354,23 @@
           <w:b/>
           <w:bCs/>
         </w:rPr>
-        <w:t>()</w:t>
+        <w:t>(</w:t>
+      </w:r>
+      <w:r>
+        <w:rPr>
+          <w:rFonts w:hint="eastAsia"/>
+          <w:b/>
+          <w:bCs/>
+        </w:rPr>
+        <w:t>1105</w:t>
+      </w:r>
+      <w:r>
+        <w:rPr>
+          <w:rFonts w:hint="eastAsia"/>
+          <w:b/>
+          <w:bCs/>
+        </w:rPr>
+        <w:t>)</w:t>
       </w:r>
     </w:p>
     <w:tbl>
@@ -329,7 +390,32 @@
           <w:tcPr>
             <w:tcW w:w="10485" w:type="dxa"/>
           </w:tcPr>
-          <w:p/>
+          <w:p>
+            <w:pPr>
+              <w:rPr>
+                <w:rFonts w:hint="eastAsia"/>
+              </w:rPr>
+            </w:pPr>
+            <w:r>
+              <w:rPr>
+                <w:rFonts w:hint="eastAsia"/>
+              </w:rPr>
+              <w:t>- 다음 주까지 중점 연구 과제 생각해오기, 다음 주 발표 틀 만들기</w:t>
+            </w:r>
+          </w:p>
+          <w:p>
+            <w:pPr>
+              <w:rPr>
+                <w:rFonts w:hint="eastAsia"/>
+              </w:rPr>
+            </w:pPr>
+            <w:r>
+              <w:rPr>
+                <w:rFonts w:hint="eastAsia"/>
+              </w:rPr>
+              <w:t>- 기획 변경 사항 발표: 조작 키 고민(c: 인벤토리 선택 이동, v: 아이템 버리기)</w:t>
+            </w:r>
+          </w:p>
         </w:tc>
       </w:tr>
     </w:tbl>
@@ -441,11 +527,6 @@
             </w:r>
           </w:p>
           <w:p>
-            <w:pPr>
-              <w:rPr>
-                <w:rFonts w:hint="eastAsia"/>
-              </w:rPr>
-            </w:pPr>
             <w:r>
               <w:rPr>
                 <w:rFonts w:hint="eastAsia"/>
@@ -510,7 +591,35 @@
           <w:tcPr>
             <w:tcW w:w="9214" w:type="dxa"/>
           </w:tcPr>
-          <w:p/>
+          <w:p>
+            <w:r>
+              <w:rPr>
+                <w:rFonts w:hint="eastAsia"/>
+              </w:rPr>
+              <w:t>- 유데미 섹션4 듣기</w:t>
+            </w:r>
+          </w:p>
+          <w:p>
+            <w:r>
+              <w:rPr>
+                <w:rFonts w:hint="eastAsia"/>
+              </w:rPr>
+              <w:t>- UE Resource Load 오류 고치기</w:t>
+            </w:r>
+          </w:p>
+          <w:p>
+            <w:pPr>
+              <w:rPr>
+                <w:rFonts w:hint="eastAsia"/>
+              </w:rPr>
+            </w:pPr>
+            <w:r>
+              <w:rPr>
+                <w:rFonts w:hint="eastAsia"/>
+              </w:rPr>
+              <w:t>- 하나가 만든 모델 넣고 리타겟팅</w:t>
+            </w:r>
+          </w:p>
         </w:tc>
       </w:tr>
     </w:tbl>
@@ -538,8 +647,8 @@
         <w:tblLook w:val="04A0" w:firstRow="1" w:lastRow="0" w:firstColumn="1" w:lastColumn="0" w:noHBand="0" w:noVBand="1"/>
       </w:tblPr>
       <w:tblGrid>
-        <w:gridCol w:w="1271"/>
-        <w:gridCol w:w="9214"/>
+        <w:gridCol w:w="436"/>
+        <w:gridCol w:w="10686"/>
       </w:tblGrid>
       <w:tr>
         <w:tc>
@@ -568,11 +677,6 @@
             <w:tcW w:w="9214" w:type="dxa"/>
           </w:tcPr>
           <w:p>
-            <w:pPr>
-              <w:rPr>
-                <w:rFonts w:hint="eastAsia"/>
-              </w:rPr>
-            </w:pPr>
             <w:r>
               <w:rPr>
                 <w:rFonts w:hint="eastAsia"/>
@@ -583,19 +687,7 @@
               <w:rPr>
                 <w:rFonts w:hint="eastAsia"/>
               </w:rPr>
-              <w:t xml:space="preserve"> 또한 </w:t>
-            </w:r>
-            <w:r>
-              <w:rPr>
-                <w:rFonts w:hint="eastAsia"/>
-              </w:rPr>
-              <w:t xml:space="preserve">지난 주에는 </w:t>
-            </w:r>
-            <w:r>
-              <w:rPr>
-                <w:rFonts w:hint="eastAsia"/>
-              </w:rPr>
-              <w:t xml:space="preserve">웅크리기(앉기) Ctrl키를 hold해야 하는 것으로 기획하였다. 그러나 한 손(왼손)으로 키보드 키를 누를 것이 많기 때문에, 계속 누르고 있는 것보다 </w:t>
+              <w:t xml:space="preserve"> 또한 지난 주에는 웅크리기(앉기) Ctrl키를 hold해야 하는 것으로 기획하였다. 그러나 한 손(왼손)으로 키보드 키를 누를 것이 많기 때문에, 계속 누르고 있는 것보다 </w:t>
             </w:r>
             <w:r>
               <w:t>toggle</w:t>
@@ -664,7 +756,168 @@
           <w:tcPr>
             <w:tcW w:w="9214" w:type="dxa"/>
           </w:tcPr>
-          <w:p/>
+          <w:p>
+            <w:r>
+              <w:rPr>
+                <w:rFonts w:hint="eastAsia"/>
+              </w:rPr>
+              <w:t>- 섹션 4를 거의 다 들었다. 하루만 더 들으면 4는 끝낼 수 있을 것 같다.</w:t>
+            </w:r>
+          </w:p>
+          <w:p>
+            <w:pPr>
+              <w:ind w:left="220" w:hangingChars="100" w:hanging="220"/>
+            </w:pPr>
+            <w:r>
+              <w:rPr>
+                <w:rFonts w:hint="eastAsia"/>
+              </w:rPr>
+              <w:t xml:space="preserve">- UE Resource </w:t>
+            </w:r>
+            <w:r>
+              <w:t>load</w:t>
+            </w:r>
+            <w:r>
+              <w:rPr>
+                <w:rFonts w:hint="eastAsia"/>
+              </w:rPr>
+              <w:t xml:space="preserve"> 오류가 계속 발생한다. 프로젝트를 생성한 컴퓨터에서는 잘 실행되는데, 깃허브로커밋받은 프로젝트에서 오류가 발생한다. 저번에 교수님과 테스트할 때 화면이 하얗게 나오는 문제도 이게 원인인 것 같다. 해결 방법을 몇 시간동안 구글링해서 시도해봤는데 계속 같은 오류가 발생했다.</w:t>
+            </w:r>
+          </w:p>
+          <w:p>
+            <w:r>
+              <w:rPr>
+                <w:rFonts w:hint="eastAsia"/>
+              </w:rPr>
+              <w:t>1. Saved, Intermediate, Build 등 폴더를 지우고 비주얼 스튜디오에서 Development Editor, Win64로 빌</w:t>
+            </w:r>
+            <w:r>
+              <w:rPr>
+                <w:rFonts w:hint="eastAsia"/>
+              </w:rPr>
+              <w:lastRenderedPageBreak/>
+              <w:t>드 하기(솔루션 정리도 함)</w:t>
+            </w:r>
+          </w:p>
+          <w:p>
+            <w:r>
+              <w:rPr>
+                <w:rFonts w:hint="eastAsia"/>
+              </w:rPr>
+              <w:t>2. User\AppData\UnrealEngine\5.6 폴더 삭제하기</w:t>
+            </w:r>
+          </w:p>
+          <w:p>
+            <w:r>
+              <w:rPr>
+                <w:rFonts w:hint="eastAsia"/>
+              </w:rPr>
+              <w:t>3. 다른 컴퓨터로 새 프로젝트를 생성하여 깃허브 다운 받아 테스트하기</w:t>
+            </w:r>
+          </w:p>
+          <w:p>
+            <w:r>
+              <w:rPr>
+                <w:rFonts w:hint="eastAsia"/>
+              </w:rPr>
+              <w:t>4. 프로젝트에서 사용하는 블루프린트 파일을 삭제하고, C++ 객체를 상속 받아 연결하기</w:t>
+            </w:r>
+          </w:p>
+          <w:p>
+            <w:pPr>
+              <w:rPr>
+                <w:rFonts w:hint="eastAsia"/>
+              </w:rPr>
+            </w:pPr>
+            <w:r>
+              <w:rPr>
+                <w:rFonts w:hint="eastAsia"/>
+              </w:rPr>
+              <w:t xml:space="preserve">-&gt; </w:t>
+            </w:r>
+            <w:r>
+              <w:rPr>
+                <w:rFonts w:hint="eastAsia"/>
+              </w:rPr>
+              <w:t>찾아본 자료에서는</w:t>
+            </w:r>
+            <w:r>
+              <w:rPr>
+                <w:rFonts w:hint="eastAsia"/>
+              </w:rPr>
+              <w:t xml:space="preserve"> 빌드 단계에서 다 해결</w:t>
+            </w:r>
+            <w:r>
+              <w:rPr>
+                <w:rFonts w:hint="eastAsia"/>
+              </w:rPr>
+              <w:t>됐다고</w:t>
+            </w:r>
+            <w:r>
+              <w:rPr>
+                <w:rFonts w:hint="eastAsia"/>
+              </w:rPr>
+              <w:t xml:space="preserve"> 하는데 왜 이런 문제가 발생하는지 모르겠다. 문제가 </w:t>
+            </w:r>
+            <w:r>
+              <w:rPr>
+                <w:rFonts w:hint="eastAsia"/>
+              </w:rPr>
+              <w:t>블루프린트 때문에 발생하는 것 같은데, 다음 주에는 C++을 상속받는 블루프린트 객체 말고, 그냥 C++로만 플레이어와 컨트롤러와 게임 모드를 설정하는 방식으로 해결하거나 엔진 교수님께 여쭤봐야겠다.</w:t>
+            </w:r>
+          </w:p>
+          <w:p>
+            <w:r>
+              <w:drawing>
+                <wp:inline distT="0" distB="0" distL="0" distR="0" wp14:anchorId="3587663F" wp14:editId="266A5402">
+                  <wp:extent cx="6645910" cy="3810000"/>
+                  <wp:effectExtent l="0" t="0" r="2540" b="0"/>
+                  <wp:docPr id="997889027" name="그림 1"/>
+                  <wp:cNvGraphicFramePr>
+                    <a:graphicFrameLocks xmlns:a="http://schemas.openxmlformats.org/drawingml/2006/main" noChangeAspect="1"/>
+                  </wp:cNvGraphicFramePr>
+                  <a:graphic xmlns:a="http://schemas.openxmlformats.org/drawingml/2006/main">
+                    <a:graphicData uri="http://schemas.openxmlformats.org/drawingml/2006/picture">
+                      <pic:pic xmlns:pic="http://schemas.openxmlformats.org/drawingml/2006/picture">
+                        <pic:nvPicPr>
+                          <pic:cNvPr id="997889027" name=""/>
+                          <pic:cNvPicPr/>
+                        </pic:nvPicPr>
+                        <pic:blipFill>
+                          <a:blip r:embed="rId7"/>
+                          <a:stretch>
+                            <a:fillRect/>
+                          </a:stretch>
+                        </pic:blipFill>
+                        <pic:spPr>
+                          <a:xfrm>
+                            <a:off x="0" y="0"/>
+                            <a:ext cx="6645910" cy="3810000"/>
+                          </a:xfrm>
+                          <a:prstGeom prst="rect">
+                            <a:avLst/>
+                          </a:prstGeom>
+                        </pic:spPr>
+                      </pic:pic>
+                    </a:graphicData>
+                  </a:graphic>
+                </wp:inline>
+              </w:drawing>
+            </w:r>
+          </w:p>
+          <w:p>
+            <w:pPr>
+              <w:rPr>
+                <w:rFonts w:hint="eastAsia"/>
+              </w:rPr>
+            </w:pPr>
+            <w:r>
+              <w:rPr>
+                <w:rFonts w:hint="eastAsia"/>
+              </w:rPr>
+              <w:t>- 위의 문제를 해결하려고 하다가 리타겟팅은 하지 못했다.</w:t>
+            </w:r>
+          </w:p>
         </w:tc>
       </w:tr>
     </w:tbl>

--- a/작업일지/13주차.docx
+++ b/작업일지/13주차.docx
@@ -127,9 +127,6 @@
           <w:p>
             <w:pPr>
               <w:jc w:val="center"/>
-              <w:rPr>
-                <w:rFonts w:hint="eastAsia"/>
-              </w:rPr>
             </w:pPr>
             <w:r>
               <w:rPr>
@@ -391,11 +388,6 @@
             <w:tcW w:w="10485" w:type="dxa"/>
           </w:tcPr>
           <w:p>
-            <w:pPr>
-              <w:rPr>
-                <w:rFonts w:hint="eastAsia"/>
-              </w:rPr>
-            </w:pPr>
             <w:r>
               <w:rPr>
                 <w:rFonts w:hint="eastAsia"/>
@@ -404,11 +396,6 @@
             </w:r>
           </w:p>
           <w:p>
-            <w:pPr>
-              <w:rPr>
-                <w:rFonts w:hint="eastAsia"/>
-              </w:rPr>
-            </w:pPr>
             <w:r>
               <w:rPr>
                 <w:rFonts w:hint="eastAsia"/>
@@ -517,7 +504,19 @@
               <w:rPr>
                 <w:rFonts w:hint="eastAsia"/>
               </w:rPr>
-              <w:t>- 플레이어 state 작성하</w:t>
+              <w:t xml:space="preserve">- 플레이어 </w:t>
+            </w:r>
+            <w:r>
+              <w:rPr>
+                <w:rFonts w:hint="eastAsia"/>
+              </w:rPr>
+              <w:t xml:space="preserve">스탯과 </w:t>
+            </w:r>
+            <w:r>
+              <w:rPr>
+                <w:rFonts w:hint="eastAsia"/>
+              </w:rPr>
+              <w:t>state 작성하</w:t>
             </w:r>
             <w:r>
               <w:rPr>
@@ -608,11 +607,6 @@
             </w:r>
           </w:p>
           <w:p>
-            <w:pPr>
-              <w:rPr>
-                <w:rFonts w:hint="eastAsia"/>
-              </w:rPr>
-            </w:pPr>
             <w:r>
               <w:rPr>
                 <w:rFonts w:hint="eastAsia"/>
@@ -681,6 +675,14 @@
               <w:rPr>
                 <w:rFonts w:hint="eastAsia"/>
               </w:rPr>
+              <w:t>&lt;수행 내용&gt;</w:t>
+            </w:r>
+          </w:p>
+          <w:p>
+            <w:r>
+              <w:rPr>
+                <w:rFonts w:hint="eastAsia"/>
+              </w:rPr>
               <w:t>- 지난 미팅 때 언급한 조작 키를 일부 변경하였다. C, V, G 키를 동시에 누르는 것이 힘들 것이라는 생각을 못했었는데, 팀원과의 미팅을 통해 문제가 있음을 알 수 있었다. 팀원의 의견을 따라 C키와 V키 두 개로 칸 이동과 버리기를 할 수 있게끔 수정하였다.</w:t>
             </w:r>
             <w:r>
@@ -697,6 +699,65 @@
                 <w:rFonts w:hint="eastAsia"/>
               </w:rPr>
               <w:t xml:space="preserve"> 형식이 낫다고 판단하여 togle키로 다시 명시하였다.</w:t>
+            </w:r>
+          </w:p>
+          <w:p>
+            <w:pPr>
+              <w:rPr>
+                <w:rFonts w:hint="eastAsia"/>
+              </w:rPr>
+            </w:pPr>
+            <w:r>
+              <w:rPr>
+                <w:rFonts w:hint="eastAsia"/>
+              </w:rPr>
+              <w:t>- 플레이어의 스탯과 상태에 대한 페이지를 추가하였다. 두 가지 모두 이후 추가되거나 변경될 수 있다.</w:t>
+            </w:r>
+          </w:p>
+          <w:p/>
+          <w:p>
+            <w:pPr>
+              <w:rPr>
+                <w:rFonts w:hint="eastAsia"/>
+              </w:rPr>
+            </w:pPr>
+            <w:r>
+              <w:rPr>
+                <w:rFonts w:hint="eastAsia"/>
+              </w:rPr>
+              <w:t>&lt;수행하지 못한 내용&gt;</w:t>
+            </w:r>
+          </w:p>
+          <w:p>
+            <w:pPr>
+              <w:rPr>
+                <w:rFonts w:hint="eastAsia"/>
+              </w:rPr>
+            </w:pPr>
+            <w:r>
+              <w:rPr>
+                <w:rFonts w:hint="eastAsia"/>
+              </w:rPr>
+              <w:t xml:space="preserve">- 인벤토리(+ 무게 시스템)에 대한 내용을 작성하지 못하였다. </w:t>
+            </w:r>
+            <w:r>
+              <w:rPr>
+                <w:rFonts w:hint="eastAsia"/>
+              </w:rPr>
+              <w:t>스탯과 스테이트(상태) 중 인벤토리와 관련된 것들도 있어서, 서둘러 문서에 관련 내용을 추가하고 싶다.</w:t>
+            </w:r>
+          </w:p>
+          <w:p>
+            <w:pPr>
+              <w:rPr>
+                <w:rFonts w:hint="eastAsia"/>
+              </w:rPr>
+            </w:pPr>
+            <w:r>
+              <w:rPr>
+                <w:rFonts w:hint="eastAsia"/>
+              </w:rPr>
+              <w:t>- 맵을 스캔하여 주위 아이템이 있는지 알아내는 scan 기능에 대하여 생각해보지 못하였다.</w:t>
             </w:r>
           </w:p>
         </w:tc>
@@ -719,7 +780,16 @@
                 <w:b/>
                 <w:bCs/>
               </w:rPr>
-              <w:t>임수영</w:t>
+              <w:t>임</w:t>
+            </w:r>
+            <w:r>
+              <w:rPr>
+                <w:rFonts w:hint="eastAsia"/>
+                <w:b/>
+                <w:bCs/>
+              </w:rPr>
+              <w:lastRenderedPageBreak/>
+              <w:t>수영</w:t>
             </w:r>
           </w:p>
         </w:tc>
@@ -789,14 +859,7 @@
               <w:rPr>
                 <w:rFonts w:hint="eastAsia"/>
               </w:rPr>
-              <w:t>1. Saved, Intermediate, Build 등 폴더를 지우고 비주얼 스튜디오에서 Development Editor, Win64로 빌</w:t>
-            </w:r>
-            <w:r>
-              <w:rPr>
-                <w:rFonts w:hint="eastAsia"/>
-              </w:rPr>
-              <w:lastRenderedPageBreak/>
-              <w:t>드 하기(솔루션 정리도 함)</w:t>
+              <w:t>1. Saved, Intermediate, Build 등 폴더를 지우고 비주얼 스튜디오에서 Development Editor, Win64로 빌드 하기(솔루션 정리도 함)</w:t>
             </w:r>
           </w:p>
           <w:p>
@@ -824,11 +887,6 @@
             </w:r>
           </w:p>
           <w:p>
-            <w:pPr>
-              <w:rPr>
-                <w:rFonts w:hint="eastAsia"/>
-              </w:rPr>
-            </w:pPr>
             <w:r>
               <w:rPr>
                 <w:rFonts w:hint="eastAsia"/>
@@ -868,6 +926,9 @@
           </w:p>
           <w:p>
             <w:r>
+              <w:rPr>
+                <w:noProof/>
+              </w:rPr>
               <w:drawing>
                 <wp:inline distT="0" distB="0" distL="0" distR="0" wp14:anchorId="3587663F" wp14:editId="266A5402">
                   <wp:extent cx="6645910" cy="3810000"/>
@@ -906,11 +967,6 @@
             </w:r>
           </w:p>
           <w:p>
-            <w:pPr>
-              <w:rPr>
-                <w:rFonts w:hint="eastAsia"/>
-              </w:rPr>
-            </w:pPr>
             <w:r>
               <w:rPr>
                 <w:rFonts w:hint="eastAsia"/>

--- a/작업일지/13주차.docx
+++ b/작업일지/13주차.docx
@@ -561,7 +561,28 @@
           <w:tcPr>
             <w:tcW w:w="9214" w:type="dxa"/>
           </w:tcPr>
-          <w:p/>
+          <w:p>
+            <w:pPr>
+              <w:rPr>
+                <w:rFonts w:hint="eastAsia"/>
+              </w:rPr>
+            </w:pPr>
+            <w:r>
+              <w:rPr>
+                <w:rFonts w:hint="eastAsia"/>
+              </w:rPr>
+              <w:t>-</w:t>
+            </w:r>
+            <w:r>
+              <w:t xml:space="preserve"> </w:t>
+            </w:r>
+            <w:r>
+              <w:rPr>
+                <w:rFonts w:hint="eastAsia"/>
+              </w:rPr>
+              <w:t>서버/클라 통신되면 프레임워크 만들기</w:t>
+            </w:r>
+          </w:p>
         </w:tc>
       </w:tr>
       <w:tr>
@@ -702,11 +723,6 @@
             </w:r>
           </w:p>
           <w:p>
-            <w:pPr>
-              <w:rPr>
-                <w:rFonts w:hint="eastAsia"/>
-              </w:rPr>
-            </w:pPr>
             <w:r>
               <w:rPr>
                 <w:rFonts w:hint="eastAsia"/>
@@ -716,11 +732,6 @@
           </w:p>
           <w:p/>
           <w:p>
-            <w:pPr>
-              <w:rPr>
-                <w:rFonts w:hint="eastAsia"/>
-              </w:rPr>
-            </w:pPr>
             <w:r>
               <w:rPr>
                 <w:rFonts w:hint="eastAsia"/>
@@ -729,11 +740,6 @@
             </w:r>
           </w:p>
           <w:p>
-            <w:pPr>
-              <w:rPr>
-                <w:rFonts w:hint="eastAsia"/>
-              </w:rPr>
-            </w:pPr>
             <w:r>
               <w:rPr>
                 <w:rFonts w:hint="eastAsia"/>
@@ -748,11 +754,6 @@
             </w:r>
           </w:p>
           <w:p>
-            <w:pPr>
-              <w:rPr>
-                <w:rFonts w:hint="eastAsia"/>
-              </w:rPr>
-            </w:pPr>
             <w:r>
               <w:rPr>
                 <w:rFonts w:hint="eastAsia"/>
@@ -797,7 +798,36 @@
           <w:tcPr>
             <w:tcW w:w="9214" w:type="dxa"/>
           </w:tcPr>
-          <w:p/>
+          <w:p>
+            <w:pPr>
+              <w:rPr>
+                <w:rFonts w:hint="eastAsia"/>
+              </w:rPr>
+            </w:pPr>
+            <w:r>
+              <w:rPr>
+                <w:rFonts w:hint="eastAsia"/>
+              </w:rPr>
+              <w:lastRenderedPageBreak/>
+              <w:t>이번주는 딱히 한 게 없다. 클라/서버 통신 안돼서 따로 해보려고 했으나 그것도 잘 안됐다</w:t>
+            </w:r>
+            <w:r>
+              <w:t>…</w:t>
+            </w:r>
+            <w:r>
+              <w:rPr>
+                <w:rFonts w:hint="eastAsia"/>
+              </w:rPr>
+              <w:t xml:space="preserve"> 그리고 </w:t>
+            </w:r>
+            <w:r>
+              <w:rPr>
+                <w:rFonts w:hint="eastAsia"/>
+              </w:rPr>
+              <w:lastRenderedPageBreak/>
+              <w:t>지금 넷겜플 프로젝트로 서버를 하나 만들고 있는데 그게 우리 졸작이랑 틀이 비슷해서 어느 정도 만들고 그걸 가져와서 연결해볼 생각이다. 그리고 Protobuf에 대한 미련을 버리기로 했다.</w:t>
+            </w:r>
+          </w:p>
         </w:tc>
       </w:tr>
       <w:tr>
@@ -1048,6 +1078,118 @@
 <file path=word/numbering.xml><?xml version="1.0" encoding="utf-8"?>
 <w:numbering xmlns:wpc="http://schemas.microsoft.com/office/word/2010/wordprocessingCanvas" xmlns:cx="http://schemas.microsoft.com/office/drawing/2014/chartex" xmlns:cx1="http://schemas.microsoft.com/office/drawing/2015/9/8/chartex" xmlns:cx2="http://schemas.microsoft.com/office/drawing/2015/10/21/chartex" xmlns:cx3="http://schemas.microsoft.com/office/drawing/2016/5/9/chartex" xmlns:cx4="http://schemas.microsoft.com/office/drawing/2016/5/10/chartex" xmlns:cx5="http://schemas.microsoft.com/office/drawing/2016/5/11/chartex" xmlns:cx6="http://schemas.microsoft.com/office/drawing/2016/5/12/chartex" xmlns:cx7="http://schemas.microsoft.com/office/drawing/2016/5/13/chartex" xmlns:cx8="http://schemas.microsoft.com/office/drawing/2016/5/14/chartex" xmlns:mc="http://schemas.openxmlformats.org/markup-compatibility/2006" xmlns:aink="http://schemas.microsoft.com/office/drawing/2016/ink" xmlns:am3d="http://schemas.microsoft.com/office/drawing/2017/model3d" xmlns:o="urn:schemas-microsoft-com:office:office" xmlns:oel="http://schemas.microsoft.com/office/2019/extlst" xmlns:r="http://schemas.openxmlformats.org/officeDocument/2006/relationships" xmlns:m="http://schemas.openxmlformats.org/officeDocument/2006/math" xmlns:v="urn:schemas-microsoft-com:vml" xmlns:wp14="http://schemas.microsoft.com/office/word/2010/wordprocessingDrawing" xmlns:wp="http://schemas.openxmlformats.org/drawingml/2006/wordprocessingDrawing" xmlns:w10="urn:schemas-microsoft-com:office:word" xmlns:w="http://schemas.openxmlformats.org/wordprocessingml/2006/main" xmlns:w14="http://schemas.microsoft.com/office/word/2010/wordml" xmlns:w15="http://schemas.microsoft.com/office/word/2012/wordml" xmlns:w16cex="http://schemas.microsoft.com/office/word/2018/wordml/cex" xmlns:w16cid="http://schemas.microsoft.com/office/word/2016/wordml/cid" xmlns:w16="http://schemas.microsoft.com/office/word/2018/wordml" xmlns:w16du="http://schemas.microsoft.com/office/word/2023/wordml/word16du" xmlns:w16sdtdh="http://schemas.microsoft.com/office/word/2020/wordml/sdtdatahash" xmlns:w16sdtfl="http://schemas.microsoft.com/office/word/2024/wordml/sdtformatlock" xmlns:w16se="http://schemas.microsoft.com/office/word/2015/wordml/symex" xmlns:wpg="http://schemas.microsoft.com/office/word/2010/wordprocessingGroup" xmlns:wpi="http://schemas.microsoft.com/office/word/2010/wordprocessingInk" xmlns:wne="http://schemas.microsoft.com/office/word/2006/wordml" xmlns:wps="http://schemas.microsoft.com/office/word/2010/wordprocessingShape" mc:Ignorable="w14 w15 w16se w16cid w16 w16cex w16sdtdh w16sdtfl w16du wp14">
   <w:abstractNum w:abstractNumId="0" w15:restartNumberingAfterBreak="0">
+    <w:nsid w:val="14D8659B"/>
+    <w:multiLevelType w:val="hybridMultilevel"/>
+    <w:tmpl w:val="06F8979E"/>
+    <w:lvl w:ilvl="0" w:tplc="F858DF8E">
+      <w:numFmt w:val="bullet"/>
+      <w:lvlText w:val="-"/>
+      <w:lvlJc w:val="left"/>
+      <w:pPr>
+        <w:ind w:left="800" w:hanging="360"/>
+      </w:pPr>
+      <w:rPr>
+        <w:rFonts w:ascii="맑은 고딕" w:eastAsia="맑은 고딕" w:hAnsi="맑은 고딕" w:cstheme="minorBidi" w:hint="eastAsia"/>
+      </w:rPr>
+    </w:lvl>
+    <w:lvl w:ilvl="1" w:tplc="04090003" w:tentative="1">
+      <w:start w:val="1"/>
+      <w:numFmt w:val="bullet"/>
+      <w:lvlText w:val=""/>
+      <w:lvlJc w:val="left"/>
+      <w:pPr>
+        <w:ind w:left="1320" w:hanging="440"/>
+      </w:pPr>
+      <w:rPr>
+        <w:rFonts w:ascii="Wingdings" w:hAnsi="Wingdings" w:hint="default"/>
+      </w:rPr>
+    </w:lvl>
+    <w:lvl w:ilvl="2" w:tplc="04090005" w:tentative="1">
+      <w:start w:val="1"/>
+      <w:numFmt w:val="bullet"/>
+      <w:lvlText w:val=""/>
+      <w:lvlJc w:val="left"/>
+      <w:pPr>
+        <w:ind w:left="1760" w:hanging="440"/>
+      </w:pPr>
+      <w:rPr>
+        <w:rFonts w:ascii="Wingdings" w:hAnsi="Wingdings" w:hint="default"/>
+      </w:rPr>
+    </w:lvl>
+    <w:lvl w:ilvl="3" w:tplc="04090001" w:tentative="1">
+      <w:start w:val="1"/>
+      <w:numFmt w:val="bullet"/>
+      <w:lvlText w:val=""/>
+      <w:lvlJc w:val="left"/>
+      <w:pPr>
+        <w:ind w:left="2200" w:hanging="440"/>
+      </w:pPr>
+      <w:rPr>
+        <w:rFonts w:ascii="Wingdings" w:hAnsi="Wingdings" w:hint="default"/>
+      </w:rPr>
+    </w:lvl>
+    <w:lvl w:ilvl="4" w:tplc="04090003" w:tentative="1">
+      <w:start w:val="1"/>
+      <w:numFmt w:val="bullet"/>
+      <w:lvlText w:val=""/>
+      <w:lvlJc w:val="left"/>
+      <w:pPr>
+        <w:ind w:left="2640" w:hanging="440"/>
+      </w:pPr>
+      <w:rPr>
+        <w:rFonts w:ascii="Wingdings" w:hAnsi="Wingdings" w:hint="default"/>
+      </w:rPr>
+    </w:lvl>
+    <w:lvl w:ilvl="5" w:tplc="04090005" w:tentative="1">
+      <w:start w:val="1"/>
+      <w:numFmt w:val="bullet"/>
+      <w:lvlText w:val=""/>
+      <w:lvlJc w:val="left"/>
+      <w:pPr>
+        <w:ind w:left="3080" w:hanging="440"/>
+      </w:pPr>
+      <w:rPr>
+        <w:rFonts w:ascii="Wingdings" w:hAnsi="Wingdings" w:hint="default"/>
+      </w:rPr>
+    </w:lvl>
+    <w:lvl w:ilvl="6" w:tplc="04090001" w:tentative="1">
+      <w:start w:val="1"/>
+      <w:numFmt w:val="bullet"/>
+      <w:lvlText w:val=""/>
+      <w:lvlJc w:val="left"/>
+      <w:pPr>
+        <w:ind w:left="3520" w:hanging="440"/>
+      </w:pPr>
+      <w:rPr>
+        <w:rFonts w:ascii="Wingdings" w:hAnsi="Wingdings" w:hint="default"/>
+      </w:rPr>
+    </w:lvl>
+    <w:lvl w:ilvl="7" w:tplc="04090003" w:tentative="1">
+      <w:start w:val="1"/>
+      <w:numFmt w:val="bullet"/>
+      <w:lvlText w:val=""/>
+      <w:lvlJc w:val="left"/>
+      <w:pPr>
+        <w:ind w:left="3960" w:hanging="440"/>
+      </w:pPr>
+      <w:rPr>
+        <w:rFonts w:ascii="Wingdings" w:hAnsi="Wingdings" w:hint="default"/>
+      </w:rPr>
+    </w:lvl>
+    <w:lvl w:ilvl="8" w:tplc="04090005" w:tentative="1">
+      <w:start w:val="1"/>
+      <w:numFmt w:val="bullet"/>
+      <w:lvlText w:val=""/>
+      <w:lvlJc w:val="left"/>
+      <w:pPr>
+        <w:ind w:left="4400" w:hanging="440"/>
+      </w:pPr>
+      <w:rPr>
+        <w:rFonts w:ascii="Wingdings" w:hAnsi="Wingdings" w:hint="default"/>
+      </w:rPr>
+    </w:lvl>
+  </w:abstractNum>
+  <w:abstractNum w:abstractNumId="1" w15:restartNumberingAfterBreak="0">
     <w:nsid w:val="1A3D51DD"/>
     <w:multiLevelType w:val="hybridMultilevel"/>
     <w:tmpl w:val="AB6AAB92"/>
@@ -1160,7 +1302,240 @@
       </w:rPr>
     </w:lvl>
   </w:abstractNum>
+  <w:abstractNum w:abstractNumId="2" w15:restartNumberingAfterBreak="0">
+    <w:nsid w:val="530816A7"/>
+    <w:multiLevelType w:val="hybridMultilevel"/>
+    <w:tmpl w:val="1A3A90C8"/>
+    <w:lvl w:ilvl="0" w:tplc="E02ECD64">
+      <w:numFmt w:val="bullet"/>
+      <w:lvlText w:val="-"/>
+      <w:lvlJc w:val="left"/>
+      <w:pPr>
+        <w:ind w:left="800" w:hanging="360"/>
+      </w:pPr>
+      <w:rPr>
+        <w:rFonts w:ascii="맑은 고딕" w:eastAsia="맑은 고딕" w:hAnsi="맑은 고딕" w:cstheme="minorBidi" w:hint="eastAsia"/>
+      </w:rPr>
+    </w:lvl>
+    <w:lvl w:ilvl="1" w:tplc="04090003" w:tentative="1">
+      <w:start w:val="1"/>
+      <w:numFmt w:val="bullet"/>
+      <w:lvlText w:val=""/>
+      <w:lvlJc w:val="left"/>
+      <w:pPr>
+        <w:ind w:left="1320" w:hanging="440"/>
+      </w:pPr>
+      <w:rPr>
+        <w:rFonts w:ascii="Wingdings" w:hAnsi="Wingdings" w:hint="default"/>
+      </w:rPr>
+    </w:lvl>
+    <w:lvl w:ilvl="2" w:tplc="04090005" w:tentative="1">
+      <w:start w:val="1"/>
+      <w:numFmt w:val="bullet"/>
+      <w:lvlText w:val=""/>
+      <w:lvlJc w:val="left"/>
+      <w:pPr>
+        <w:ind w:left="1760" w:hanging="440"/>
+      </w:pPr>
+      <w:rPr>
+        <w:rFonts w:ascii="Wingdings" w:hAnsi="Wingdings" w:hint="default"/>
+      </w:rPr>
+    </w:lvl>
+    <w:lvl w:ilvl="3" w:tplc="04090001" w:tentative="1">
+      <w:start w:val="1"/>
+      <w:numFmt w:val="bullet"/>
+      <w:lvlText w:val=""/>
+      <w:lvlJc w:val="left"/>
+      <w:pPr>
+        <w:ind w:left="2200" w:hanging="440"/>
+      </w:pPr>
+      <w:rPr>
+        <w:rFonts w:ascii="Wingdings" w:hAnsi="Wingdings" w:hint="default"/>
+      </w:rPr>
+    </w:lvl>
+    <w:lvl w:ilvl="4" w:tplc="04090003" w:tentative="1">
+      <w:start w:val="1"/>
+      <w:numFmt w:val="bullet"/>
+      <w:lvlText w:val=""/>
+      <w:lvlJc w:val="left"/>
+      <w:pPr>
+        <w:ind w:left="2640" w:hanging="440"/>
+      </w:pPr>
+      <w:rPr>
+        <w:rFonts w:ascii="Wingdings" w:hAnsi="Wingdings" w:hint="default"/>
+      </w:rPr>
+    </w:lvl>
+    <w:lvl w:ilvl="5" w:tplc="04090005" w:tentative="1">
+      <w:start w:val="1"/>
+      <w:numFmt w:val="bullet"/>
+      <w:lvlText w:val=""/>
+      <w:lvlJc w:val="left"/>
+      <w:pPr>
+        <w:ind w:left="3080" w:hanging="440"/>
+      </w:pPr>
+      <w:rPr>
+        <w:rFonts w:ascii="Wingdings" w:hAnsi="Wingdings" w:hint="default"/>
+      </w:rPr>
+    </w:lvl>
+    <w:lvl w:ilvl="6" w:tplc="04090001" w:tentative="1">
+      <w:start w:val="1"/>
+      <w:numFmt w:val="bullet"/>
+      <w:lvlText w:val=""/>
+      <w:lvlJc w:val="left"/>
+      <w:pPr>
+        <w:ind w:left="3520" w:hanging="440"/>
+      </w:pPr>
+      <w:rPr>
+        <w:rFonts w:ascii="Wingdings" w:hAnsi="Wingdings" w:hint="default"/>
+      </w:rPr>
+    </w:lvl>
+    <w:lvl w:ilvl="7" w:tplc="04090003" w:tentative="1">
+      <w:start w:val="1"/>
+      <w:numFmt w:val="bullet"/>
+      <w:lvlText w:val=""/>
+      <w:lvlJc w:val="left"/>
+      <w:pPr>
+        <w:ind w:left="3960" w:hanging="440"/>
+      </w:pPr>
+      <w:rPr>
+        <w:rFonts w:ascii="Wingdings" w:hAnsi="Wingdings" w:hint="default"/>
+      </w:rPr>
+    </w:lvl>
+    <w:lvl w:ilvl="8" w:tplc="04090005" w:tentative="1">
+      <w:start w:val="1"/>
+      <w:numFmt w:val="bullet"/>
+      <w:lvlText w:val=""/>
+      <w:lvlJc w:val="left"/>
+      <w:pPr>
+        <w:ind w:left="4400" w:hanging="440"/>
+      </w:pPr>
+      <w:rPr>
+        <w:rFonts w:ascii="Wingdings" w:hAnsi="Wingdings" w:hint="default"/>
+      </w:rPr>
+    </w:lvl>
+  </w:abstractNum>
+  <w:abstractNum w:abstractNumId="3" w15:restartNumberingAfterBreak="0">
+    <w:nsid w:val="542D0CAB"/>
+    <w:multiLevelType w:val="hybridMultilevel"/>
+    <w:tmpl w:val="5D0032F0"/>
+    <w:lvl w:ilvl="0" w:tplc="A0661216">
+      <w:numFmt w:val="bullet"/>
+      <w:lvlText w:val="-"/>
+      <w:lvlJc w:val="left"/>
+      <w:pPr>
+        <w:ind w:left="800" w:hanging="360"/>
+      </w:pPr>
+      <w:rPr>
+        <w:rFonts w:ascii="맑은 고딕" w:eastAsia="맑은 고딕" w:hAnsi="맑은 고딕" w:cstheme="minorBidi" w:hint="eastAsia"/>
+      </w:rPr>
+    </w:lvl>
+    <w:lvl w:ilvl="1" w:tplc="04090003" w:tentative="1">
+      <w:start w:val="1"/>
+      <w:numFmt w:val="bullet"/>
+      <w:lvlText w:val=""/>
+      <w:lvlJc w:val="left"/>
+      <w:pPr>
+        <w:ind w:left="1320" w:hanging="440"/>
+      </w:pPr>
+      <w:rPr>
+        <w:rFonts w:ascii="Wingdings" w:hAnsi="Wingdings" w:hint="default"/>
+      </w:rPr>
+    </w:lvl>
+    <w:lvl w:ilvl="2" w:tplc="04090005" w:tentative="1">
+      <w:start w:val="1"/>
+      <w:numFmt w:val="bullet"/>
+      <w:lvlText w:val=""/>
+      <w:lvlJc w:val="left"/>
+      <w:pPr>
+        <w:ind w:left="1760" w:hanging="440"/>
+      </w:pPr>
+      <w:rPr>
+        <w:rFonts w:ascii="Wingdings" w:hAnsi="Wingdings" w:hint="default"/>
+      </w:rPr>
+    </w:lvl>
+    <w:lvl w:ilvl="3" w:tplc="04090001" w:tentative="1">
+      <w:start w:val="1"/>
+      <w:numFmt w:val="bullet"/>
+      <w:lvlText w:val=""/>
+      <w:lvlJc w:val="left"/>
+      <w:pPr>
+        <w:ind w:left="2200" w:hanging="440"/>
+      </w:pPr>
+      <w:rPr>
+        <w:rFonts w:ascii="Wingdings" w:hAnsi="Wingdings" w:hint="default"/>
+      </w:rPr>
+    </w:lvl>
+    <w:lvl w:ilvl="4" w:tplc="04090003" w:tentative="1">
+      <w:start w:val="1"/>
+      <w:numFmt w:val="bullet"/>
+      <w:lvlText w:val=""/>
+      <w:lvlJc w:val="left"/>
+      <w:pPr>
+        <w:ind w:left="2640" w:hanging="440"/>
+      </w:pPr>
+      <w:rPr>
+        <w:rFonts w:ascii="Wingdings" w:hAnsi="Wingdings" w:hint="default"/>
+      </w:rPr>
+    </w:lvl>
+    <w:lvl w:ilvl="5" w:tplc="04090005" w:tentative="1">
+      <w:start w:val="1"/>
+      <w:numFmt w:val="bullet"/>
+      <w:lvlText w:val=""/>
+      <w:lvlJc w:val="left"/>
+      <w:pPr>
+        <w:ind w:left="3080" w:hanging="440"/>
+      </w:pPr>
+      <w:rPr>
+        <w:rFonts w:ascii="Wingdings" w:hAnsi="Wingdings" w:hint="default"/>
+      </w:rPr>
+    </w:lvl>
+    <w:lvl w:ilvl="6" w:tplc="04090001" w:tentative="1">
+      <w:start w:val="1"/>
+      <w:numFmt w:val="bullet"/>
+      <w:lvlText w:val=""/>
+      <w:lvlJc w:val="left"/>
+      <w:pPr>
+        <w:ind w:left="3520" w:hanging="440"/>
+      </w:pPr>
+      <w:rPr>
+        <w:rFonts w:ascii="Wingdings" w:hAnsi="Wingdings" w:hint="default"/>
+      </w:rPr>
+    </w:lvl>
+    <w:lvl w:ilvl="7" w:tplc="04090003" w:tentative="1">
+      <w:start w:val="1"/>
+      <w:numFmt w:val="bullet"/>
+      <w:lvlText w:val=""/>
+      <w:lvlJc w:val="left"/>
+      <w:pPr>
+        <w:ind w:left="3960" w:hanging="440"/>
+      </w:pPr>
+      <w:rPr>
+        <w:rFonts w:ascii="Wingdings" w:hAnsi="Wingdings" w:hint="default"/>
+      </w:rPr>
+    </w:lvl>
+    <w:lvl w:ilvl="8" w:tplc="04090005" w:tentative="1">
+      <w:start w:val="1"/>
+      <w:numFmt w:val="bullet"/>
+      <w:lvlText w:val=""/>
+      <w:lvlJc w:val="left"/>
+      <w:pPr>
+        <w:ind w:left="4400" w:hanging="440"/>
+      </w:pPr>
+      <w:rPr>
+        <w:rFonts w:ascii="Wingdings" w:hAnsi="Wingdings" w:hint="default"/>
+      </w:rPr>
+    </w:lvl>
+  </w:abstractNum>
   <w:num w:numId="1" w16cid:durableId="1396316752">
+    <w:abstractNumId w:val="1"/>
+  </w:num>
+  <w:num w:numId="2" w16cid:durableId="2139912949">
+    <w:abstractNumId w:val="3"/>
+  </w:num>
+  <w:num w:numId="3" w16cid:durableId="946084210">
+    <w:abstractNumId w:val="2"/>
+  </w:num>
+  <w:num w:numId="4" w16cid:durableId="1253705434">
     <w:abstractNumId w:val="0"/>
   </w:num>
 </w:numbering>
